--- a/documentation/documentation.docx
+++ b/documentation/documentation.docx
@@ -2741,17 +2741,13 @@
           <w:numId w:val="2"/>
         </w:numPr>
         <w:spacing w:before="60" w:after="60"/>
-        <w:rPr/>
-      </w:pPr>
-      <w:r>
         <w:rPr>
           <w:rFonts w:ascii="Arial" w:hAnsi="Arial" w:eastAsia="Arial" w:cs="Arial"/>
           <w:sz w:val="24"/>
           <w:szCs w:val="24"/>
           <w:lang w:val="en-US"/>
         </w:rPr>
-        <w:t xml:space="preserve">GitHub &amp; Git – version control, commits, project planning, </w:t>
-      </w:r>
+      </w:pPr>
       <w:r>
         <w:rPr>
           <w:rFonts w:ascii="Arial" w:hAnsi="Arial" w:eastAsia="Arial" w:cs="Arial"/>
@@ -2759,7 +2755,7 @@
           <w:szCs w:val="24"/>
           <w:lang w:val="en-US"/>
         </w:rPr>
-        <w:t>issues</w:t>
+        <w:t xml:space="preserve">GitHub &amp; Git – version control, commits, project planning, </w:t>
       </w:r>
       <w:r>
         <w:rPr>
@@ -2768,7 +2764,78 @@
           <w:szCs w:val="24"/>
           <w:lang w:val="en-US"/>
         </w:rPr>
+        <w:t>issues</w:t>
+      </w:r>
+      <w:r>
+        <w:rPr>
+          <w:rFonts w:ascii="Arial" w:hAnsi="Arial" w:eastAsia="Arial" w:cs="Arial"/>
+          <w:sz w:val="24"/>
+          <w:szCs w:val="24"/>
+          <w:lang w:val="en-US"/>
+        </w:rPr>
         <w:t xml:space="preserve"> and collaboration.</w:t>
+      </w:r>
+    </w:p>
+    <w:p>
+      <w:pPr>
+        <w:pStyle w:val="ListParagraph"/>
+        <w:numPr>
+          <w:ilvl w:val="0"/>
+          <w:numId w:val="2"/>
+        </w:numPr>
+        <w:spacing w:before="60" w:after="60"/>
+        <w:rPr>
+          <w:rFonts w:ascii="Arial" w:hAnsi="Arial" w:eastAsia="Arial" w:cs="Arial"/>
+          <w:sz w:val="24"/>
+          <w:szCs w:val="24"/>
+          <w:lang w:val="en-US"/>
+        </w:rPr>
+      </w:pPr>
+      <w:r>
+        <w:rPr>
+          <w:rFonts w:ascii="Arial" w:hAnsi="Arial" w:eastAsia="Arial" w:cs="Arial"/>
+          <w:sz w:val="24"/>
+          <w:szCs w:val="24"/>
+          <w:lang w:val="en-US"/>
+        </w:rPr>
+        <w:t>RayLib</w:t>
+      </w:r>
+      <w:r>
+        <w:rPr>
+          <w:rFonts w:ascii="Arial" w:hAnsi="Arial" w:eastAsia="Arial" w:cs="Arial"/>
+          <w:sz w:val="24"/>
+          <w:szCs w:val="24"/>
+          <w:lang w:val="en-US"/>
+        </w:rPr>
+        <w:t xml:space="preserve"> - </w:t>
+      </w:r>
+      <w:r>
+        <w:rPr>
+          <w:noProof w:val="0"/>
+          <w:lang w:val="en-US"/>
+        </w:rPr>
+        <w:t xml:space="preserve">hardware-accelerated graphics library used for </w:t>
+      </w:r>
+      <w:r>
+        <w:rPr>
+          <w:noProof w:val="0"/>
+          <w:lang w:val="en-US"/>
+        </w:rPr>
+        <w:t>rendering</w:t>
+      </w:r>
+      <w:r>
+        <w:rPr>
+          <w:noProof w:val="0"/>
+          <w:lang w:val="en-US"/>
+        </w:rPr>
+        <w:t xml:space="preserve"> the interactive GUI and handling user input</w:t>
+      </w:r>
+      <w:r>
+        <w:rPr>
+          <w:noProof w:val="0"/>
+          <w:lang w:val="en-US"/>
+        </w:rPr>
+        <w:t>.</w:t>
       </w:r>
     </w:p>
     <w:p xmlns:wp14="http://schemas.microsoft.com/office/word/2010/wordml" wp14:textId="77777777">
@@ -13820,7 +13887,7 @@
     </w:pPr>
     <w:r>
       <w:drawing>
-        <wp:inline xmlns:wp14="http://schemas.microsoft.com/office/word/2010/wordprocessingDrawing" wp14:editId="659185BC" wp14:anchorId="0B5EADF2">
+        <wp:inline xmlns:wp14="http://schemas.microsoft.com/office/word/2010/wordprocessingDrawing" wp14:editId="604E22B9" wp14:anchorId="0B5EADF2">
           <wp:extent cx="523875" cy="428625"/>
           <wp:effectExtent l="0" t="0" r="0" b="0"/>
           <wp:docPr id="956879320" name="drawing"/>
